--- a/testakten/gesellschaftsrecht-legal-english-frankfurt-startup/12-notar-checkliste-und-handelsregisterlogik.docx
+++ b/testakten/gesellschaftsrecht-legal-english-frankfurt-startup/12-notar-checkliste-und-handelsregisterlogik.docx
@@ -5,21 +5,41 @@
     <w:p>
       <w:pPr>
         <w:pStyle w:val="Heading1"/>
+        <w:spacing w:after="160" w:line="259" w:lineRule="auto"/>
       </w:pPr>
       <w:r>
+        <w:rPr>
+          <w:rFonts w:ascii="Times New Roman" w:hAnsi="Times New Roman"/>
+          <w:b/>
+          <w:sz w:val="28"/>
+        </w:rPr>
         <w:t>12 Notar Checkliste und Handelsregisterlogik</w:t>
       </w:r>
     </w:p>
-    <w:p/>
+    <w:p>
+      <w:pPr>
+        <w:spacing w:line="259" w:lineRule="auto" w:after="60"/>
+      </w:pPr>
+    </w:p>
     <w:p>
       <w:pPr>
         <w:pStyle w:val="Heading2"/>
+        <w:spacing w:before="120" w:after="60" w:line="259" w:lineRule="auto"/>
       </w:pPr>
       <w:r>
+        <w:rPr>
+          <w:rFonts w:ascii="Times New Roman" w:hAnsi="Times New Roman"/>
+          <w:b/>
+          <w:sz w:val="22"/>
+        </w:rPr>
         <w:t>Notariat und Termin</w:t>
       </w:r>
     </w:p>
-    <w:p/>
+    <w:p>
+      <w:pPr>
+        <w:spacing w:line="259" w:lineRule="auto" w:after="60"/>
+      </w:pPr>
+    </w:p>
     <w:tbl>
       <w:tblPr>
         <w:tblStyle w:val="TableGrid"/>
@@ -432,29 +452,53 @@
         </w:tc>
       </w:tr>
     </w:tbl>
-    <w:p/>
-    <w:p/>
+    <w:p>
+      <w:pPr>
+        <w:spacing w:line="259" w:lineRule="auto" w:after="60"/>
+      </w:pPr>
+    </w:p>
+    <w:p>
+      <w:pPr>
+        <w:spacing w:line="259" w:lineRule="auto" w:after="60"/>
+      </w:pPr>
+    </w:p>
     <w:p>
       <w:pPr>
         <w:pStyle w:val="Heading2"/>
+        <w:spacing w:before="120" w:after="60" w:line="259" w:lineRule="auto"/>
       </w:pPr>
       <w:r>
+        <w:rPr>
+          <w:rFonts w:ascii="Times New Roman" w:hAnsi="Times New Roman"/>
+          <w:b/>
+          <w:sz w:val="22"/>
+        </w:rPr>
         <w:t>Beurkundungspflichtige Vorgänge</w:t>
       </w:r>
     </w:p>
-    <w:p/>
+    <w:p>
+      <w:pPr>
+        <w:spacing w:line="259" w:lineRule="auto" w:after="60"/>
+      </w:pPr>
+    </w:p>
     <w:p>
       <w:pPr>
         <w:pStyle w:val="Heading3"/>
+        <w:spacing w:line="259" w:lineRule="auto" w:after="60"/>
       </w:pPr>
       <w:r>
         <w:t>Erste Beurkundung — Kapitalerhöhungsbeschluss und Satzungsänderung</w:t>
       </w:r>
     </w:p>
-    <w:p/>
+    <w:p>
+      <w:pPr>
+        <w:spacing w:line="259" w:lineRule="auto" w:after="60"/>
+      </w:pPr>
+    </w:p>
     <w:p>
       <w:pPr>
         <w:pStyle w:val="ListNumber"/>
+        <w:spacing w:line="259" w:lineRule="auto" w:after="60"/>
       </w:pPr>
       <w:r>
         <w:rPr>
@@ -467,6 +511,7 @@
     <w:p>
       <w:pPr>
         <w:pStyle w:val="ListBullet"/>
+        <w:spacing w:line="259" w:lineRule="auto" w:after="60"/>
       </w:pPr>
       <w:r>
         <w:rPr>
@@ -479,6 +524,7 @@
     <w:p>
       <w:pPr>
         <w:pStyle w:val="ListBullet"/>
+        <w:spacing w:line="259" w:lineRule="auto" w:after="60"/>
       </w:pPr>
       <w:r>
         <w:rPr>
@@ -491,6 +537,7 @@
     <w:p>
       <w:pPr>
         <w:pStyle w:val="ListBullet"/>
+        <w:spacing w:line="259" w:lineRule="auto" w:after="60"/>
       </w:pPr>
       <w:r>
         <w:rPr>
@@ -503,6 +550,7 @@
     <w:p>
       <w:pPr>
         <w:pStyle w:val="ListBullet"/>
+        <w:spacing w:line="259" w:lineRule="auto" w:after="60"/>
       </w:pPr>
       <w:r>
         <w:rPr>
@@ -515,6 +563,7 @@
     <w:p>
       <w:pPr>
         <w:pStyle w:val="ListBullet"/>
+        <w:spacing w:line="259" w:lineRule="auto" w:after="60"/>
       </w:pPr>
       <w:r>
         <w:rPr>
@@ -527,6 +576,7 @@
     <w:p>
       <w:pPr>
         <w:pStyle w:val="ListBullet"/>
+        <w:spacing w:line="259" w:lineRule="auto" w:after="60"/>
       </w:pPr>
       <w:r>
         <w:rPr>
@@ -539,6 +589,7 @@
     <w:p>
       <w:pPr>
         <w:pStyle w:val="ListNumber"/>
+        <w:spacing w:line="259" w:lineRule="auto" w:after="60"/>
       </w:pPr>
       <w:r>
         <w:rPr>
@@ -551,6 +602,7 @@
     <w:p>
       <w:pPr>
         <w:pStyle w:val="ListNumber"/>
+        <w:spacing w:line="259" w:lineRule="auto" w:after="60"/>
       </w:pPr>
       <w:r>
         <w:rPr>
@@ -563,6 +615,7 @@
     <w:p>
       <w:pPr>
         <w:pStyle w:val="ListNumber"/>
+        <w:spacing w:line="259" w:lineRule="auto" w:after="60"/>
       </w:pPr>
       <w:r>
         <w:rPr>
@@ -572,19 +625,29 @@
         <w:t>Anmeldung der Kapitalerhöhung zum Handelsregister durch Geschäftsführer mit Erklärungen zur Einlageleistung nach Paragraf 57 GmbHG.</w:t>
       </w:r>
     </w:p>
-    <w:p/>
+    <w:p>
+      <w:pPr>
+        <w:spacing w:line="259" w:lineRule="auto" w:after="60"/>
+      </w:pPr>
+    </w:p>
     <w:p>
       <w:pPr>
         <w:pStyle w:val="Heading3"/>
+        <w:spacing w:line="259" w:lineRule="auto" w:after="60"/>
       </w:pPr>
       <w:r>
         <w:t>Zweite Beurkundung — Wandlung Convertible Tante Ermelind</w:t>
       </w:r>
     </w:p>
-    <w:p/>
+    <w:p>
+      <w:pPr>
+        <w:spacing w:line="259" w:lineRule="auto" w:after="60"/>
+      </w:pPr>
+    </w:p>
     <w:p>
       <w:pPr>
         <w:pStyle w:val="ListNumber"/>
+        <w:spacing w:line="259" w:lineRule="auto" w:after="60"/>
       </w:pPr>
       <w:r>
         <w:rPr>
@@ -597,6 +660,7 @@
     <w:p>
       <w:pPr>
         <w:pStyle w:val="ListNumber"/>
+        <w:spacing w:line="259" w:lineRule="auto" w:after="60"/>
       </w:pPr>
       <w:r>
         <w:rPr>
@@ -609,6 +673,7 @@
     <w:p>
       <w:pPr>
         <w:pStyle w:val="ListNumber"/>
+        <w:spacing w:line="259" w:lineRule="auto" w:after="60"/>
       </w:pPr>
       <w:r>
         <w:rPr>
@@ -618,19 +683,29 @@
         <w:t>Eintragung im Rahmen der Kapitalerhöhung.</w:t>
       </w:r>
     </w:p>
-    <w:p/>
+    <w:p>
+      <w:pPr>
+        <w:spacing w:line="259" w:lineRule="auto" w:after="60"/>
+      </w:pPr>
+    </w:p>
     <w:p>
       <w:pPr>
         <w:pStyle w:val="Heading3"/>
+        <w:spacing w:line="259" w:lineRule="auto" w:after="60"/>
       </w:pPr>
       <w:r>
         <w:t>Dritte Beurkundung — Anteilsabtretung Stahlauge Seed-Bestand</w:t>
       </w:r>
     </w:p>
-    <w:p/>
+    <w:p>
+      <w:pPr>
+        <w:spacing w:line="259" w:lineRule="auto" w:after="60"/>
+      </w:pPr>
+    </w:p>
     <w:p>
       <w:pPr>
         <w:pStyle w:val="ListNumber"/>
+        <w:spacing w:line="259" w:lineRule="auto" w:after="60"/>
       </w:pPr>
       <w:r>
         <w:rPr>
@@ -643,6 +718,7 @@
     <w:p>
       <w:pPr>
         <w:pStyle w:val="ListNumber"/>
+        <w:spacing w:line="259" w:lineRule="auto" w:after="60"/>
       </w:pPr>
       <w:r>
         <w:rPr>
@@ -652,19 +728,29 @@
         <w:t>Häufiger Punkt: Stahlauge will Bestätigung der Seed-Präferenz. Es genügt eine vertragliche Bestätigung im Series-A-SHA, ohne Anteilsabtretung. Nur wenn Anteile umsortiert werden, beurkundungspflichtig.</w:t>
       </w:r>
     </w:p>
-    <w:p/>
+    <w:p>
+      <w:pPr>
+        <w:spacing w:line="259" w:lineRule="auto" w:after="60"/>
+      </w:pPr>
+    </w:p>
     <w:p>
       <w:pPr>
         <w:pStyle w:val="Heading3"/>
+        <w:spacing w:line="259" w:lineRule="auto" w:after="60"/>
       </w:pPr>
       <w:r>
         <w:t>Vierte Beurkundung — Optionale Anteilsabtretung Gründer für Vesting-Klausel</w:t>
       </w:r>
     </w:p>
-    <w:p/>
+    <w:p>
+      <w:pPr>
+        <w:spacing w:line="259" w:lineRule="auto" w:after="60"/>
+      </w:pPr>
+    </w:p>
     <w:p>
       <w:pPr>
         <w:pStyle w:val="ListNumber"/>
+        <w:spacing w:line="259" w:lineRule="auto" w:after="60"/>
       </w:pPr>
       <w:r>
         <w:rPr>
@@ -677,6 +763,7 @@
     <w:p>
       <w:pPr>
         <w:pStyle w:val="ListNumber"/>
+        <w:spacing w:line="259" w:lineRule="auto" w:after="60"/>
       </w:pPr>
       <w:r>
         <w:rPr>
@@ -686,16 +773,25 @@
         <w:t>Alternativ: bedingte Anteilsabtretung mit aufschiebender Bedingung Bad-Leaver-Ereignis. Vor- und Nachteile abwägen.</w:t>
       </w:r>
     </w:p>
-    <w:p/>
+    <w:p>
+      <w:pPr>
+        <w:spacing w:line="259" w:lineRule="auto" w:after="60"/>
+      </w:pPr>
+    </w:p>
     <w:p>
       <w:pPr>
         <w:pStyle w:val="Heading2"/>
+        <w:spacing w:line="259" w:lineRule="auto" w:after="60"/>
       </w:pPr>
       <w:r>
         <w:t>Sprachfragen Beurkundung</w:t>
       </w:r>
     </w:p>
-    <w:p/>
+    <w:p>
+      <w:pPr>
+        <w:spacing w:line="259" w:lineRule="auto" w:after="60"/>
+      </w:pPr>
+    </w:p>
     <w:tbl>
       <w:tblPr>
         <w:tblStyle w:val="TableGrid"/>
@@ -1300,20 +1396,33 @@
         </w:tc>
       </w:tr>
     </w:tbl>
-    <w:p/>
-    <w:p/>
+    <w:p>
+      <w:pPr>
+        <w:spacing w:line="259" w:lineRule="auto" w:after="60"/>
+      </w:pPr>
+    </w:p>
+    <w:p>
+      <w:pPr>
+        <w:spacing w:line="259" w:lineRule="auto" w:after="60"/>
+      </w:pPr>
+    </w:p>
     <w:p>
       <w:pPr>
         <w:pStyle w:val="Heading2"/>
+        <w:spacing w:line="259" w:lineRule="auto" w:after="60"/>
       </w:pPr>
       <w:r>
         <w:t>Einheitsdoktrin und Mitbeurkundung</w:t>
       </w:r>
     </w:p>
-    <w:p/>
     <w:p>
       <w:pPr>
-        <w:spacing w:after="80"/>
+        <w:spacing w:line="259" w:lineRule="auto" w:after="60"/>
+      </w:pPr>
+    </w:p>
+    <w:p>
+      <w:pPr>
+        <w:spacing w:after="80" w:line="259" w:lineRule="auto"/>
         <w:jc w:val="both"/>
       </w:pPr>
       <w:r>
@@ -1324,10 +1433,14 @@
         <w:t>Achtung: Wenn das SHA in englischer Sprache Verpflichtungen zur Anteilsübertragung, zur Übernahme von Geschäftsanteilen oder zu Änderungen der Satzung enthält, kann nach der Einheitsdoktrin der gesamte SHA mitbeurkundungspflichtig sein. Klassische Falle bei Drag-Along-Klauseln, Tag-Along-Klauseln, Pre-Emption-Klauseln, Founder-Vesting-Klauseln mit Call-Option.</w:t>
       </w:r>
     </w:p>
-    <w:p/>
     <w:p>
       <w:pPr>
-        <w:spacing w:after="80"/>
+        <w:spacing w:line="259" w:lineRule="auto" w:after="60"/>
+      </w:pPr>
+    </w:p>
+    <w:p>
+      <w:pPr>
+        <w:spacing w:after="80" w:line="259" w:lineRule="auto"/>
         <w:jc w:val="both"/>
       </w:pPr>
       <w:r>
@@ -1338,19 +1451,29 @@
         <w:t>Praxislösung: Zwei-Stufen-Dokumentation, bei der die beurkundungspflichtigen Verpflichtungen in einer beurkundeten Rahmenvereinbarung (z. B. „Master Investment and Subscription Agreement" auf Deutsch oder als beurkundete englische Fassung) konzentriert werden, während die schuldrechtlich-rein vertraglichen Elemente im SHA in englischer Sprache verbleiben. Ungeprüfte Konsolidierung in einem Dokument kann zur Gesamtnichtigkeit führen.</w:t>
       </w:r>
     </w:p>
-    <w:p/>
+    <w:p>
+      <w:pPr>
+        <w:spacing w:line="259" w:lineRule="auto" w:after="60"/>
+      </w:pPr>
+    </w:p>
     <w:p>
       <w:pPr>
         <w:pStyle w:val="Heading2"/>
+        <w:spacing w:line="259" w:lineRule="auto" w:after="60"/>
       </w:pPr>
       <w:r>
         <w:t>Handelsregisterlogik</w:t>
       </w:r>
     </w:p>
-    <w:p/>
+    <w:p>
+      <w:pPr>
+        <w:spacing w:line="259" w:lineRule="auto" w:after="60"/>
+      </w:pPr>
+    </w:p>
     <w:p>
       <w:pPr>
         <w:pStyle w:val="ListNumber"/>
+        <w:spacing w:line="259" w:lineRule="auto" w:after="60"/>
       </w:pPr>
       <w:r>
         <w:rPr>
@@ -1363,6 +1486,7 @@
     <w:p>
       <w:pPr>
         <w:pStyle w:val="ListNumber"/>
+        <w:spacing w:line="259" w:lineRule="auto" w:after="60"/>
       </w:pPr>
       <w:r>
         <w:rPr>
@@ -1375,6 +1499,7 @@
     <w:p>
       <w:pPr>
         <w:pStyle w:val="ListNumber"/>
+        <w:spacing w:line="259" w:lineRule="auto" w:after="60"/>
       </w:pPr>
       <w:r>
         <w:rPr>
@@ -1387,6 +1512,7 @@
     <w:p>
       <w:pPr>
         <w:pStyle w:val="ListNumber"/>
+        <w:spacing w:line="259" w:lineRule="auto" w:after="60"/>
       </w:pPr>
       <w:r>
         <w:rPr>
@@ -1399,6 +1525,7 @@
     <w:p>
       <w:pPr>
         <w:pStyle w:val="ListNumber"/>
+        <w:spacing w:line="259" w:lineRule="auto" w:after="60"/>
       </w:pPr>
       <w:r>
         <w:rPr>
@@ -1408,16 +1535,25 @@
         <w:t>Wirtschaftliche Berechtigung: nach Geldwäschegesetz Meldung an Transparenzregister, sobald neue wirtschaftlich Berechtigte (Northbridge, Krämer Angel Pool) die Schwellen erreichen. Innerhalb der Frist nach Paragraf 20 GwG.</w:t>
       </w:r>
     </w:p>
-    <w:p/>
+    <w:p>
+      <w:pPr>
+        <w:spacing w:line="259" w:lineRule="auto" w:after="60"/>
+      </w:pPr>
+    </w:p>
     <w:p>
       <w:pPr>
         <w:pStyle w:val="Heading2"/>
+        <w:spacing w:line="259" w:lineRule="auto" w:after="60"/>
       </w:pPr>
       <w:r>
         <w:t>Frist- und Dokumentenpfadliste</w:t>
       </w:r>
     </w:p>
-    <w:p/>
+    <w:p>
+      <w:pPr>
+        <w:spacing w:line="259" w:lineRule="auto" w:after="60"/>
+      </w:pPr>
+    </w:p>
     <w:tbl>
       <w:tblPr>
         <w:tblStyle w:val="TableGrid"/>
@@ -2087,20 +2223,33 @@
         </w:tc>
       </w:tr>
     </w:tbl>
-    <w:p/>
-    <w:p/>
+    <w:p>
+      <w:pPr>
+        <w:spacing w:line="259" w:lineRule="auto" w:after="60"/>
+      </w:pPr>
+    </w:p>
+    <w:p>
+      <w:pPr>
+        <w:spacing w:line="259" w:lineRule="auto" w:after="60"/>
+      </w:pPr>
+    </w:p>
     <w:p>
       <w:pPr>
         <w:pStyle w:val="Heading2"/>
+        <w:spacing w:line="259" w:lineRule="auto" w:after="60"/>
       </w:pPr>
       <w:r>
         <w:t>Kommentar Adelheid</w:t>
       </w:r>
     </w:p>
-    <w:p/>
     <w:p>
       <w:pPr>
-        <w:spacing w:after="80"/>
+        <w:spacing w:line="259" w:lineRule="auto" w:after="60"/>
+      </w:pPr>
+    </w:p>
+    <w:p>
+      <w:pPr>
+        <w:spacing w:after="80" w:line="259" w:lineRule="auto"/>
         <w:jc w:val="both"/>
       </w:pPr>
       <w:r>
@@ -2115,7 +2264,7 @@
       <w:headerReference w:type="default" r:id="rId9"/>
       <w:footerReference w:type="default" r:id="rId10"/>
       <w:pgSz w:w="11909" w:h="16834"/>
-      <w:pgMar w:top="1037" w:right="1123" w:bottom="1037" w:left="1123" w:header="720" w:footer="720" w:gutter="0"/>
+      <w:pgMar w:top="1191" w:right="1247" w:bottom="1134" w:left="1361" w:header="720" w:footer="720" w:gutter="0"/>
       <w:cols w:space="720"/>
       <w:docGrid w:linePitch="360"/>
     </w:sectPr>
@@ -2514,7 +2663,7 @@
     <w:rsid w:val="00FC693F"/>
     <w:rPr>
       <w:rFonts w:ascii="Times New Roman" w:hAnsi="Times New Roman"/>
-      <w:sz w:val="21"/>
+      <w:sz w:val="22"/>
     </w:rPr>
   </w:style>
   <w:style w:type="paragraph" w:styleId="Header">
@@ -2580,7 +2729,7 @@
       <w:b/>
       <w:bCs/>
       <w:color w:val="365F91" w:themeColor="accent1" w:themeShade="BF"/>
-      <w:sz w:val="30"/>
+      <w:sz w:val="28"/>
       <w:szCs w:val="28"/>
     </w:rPr>
   </w:style>
@@ -2604,7 +2753,7 @@
       <w:b/>
       <w:bCs/>
       <w:color w:val="4F81BD" w:themeColor="accent1"/>
-      <w:sz w:val="25"/>
+      <w:sz w:val="24"/>
       <w:szCs w:val="26"/>
     </w:rPr>
   </w:style>
@@ -2866,11 +3015,12 @@
       <w:contextualSpacing/>
     </w:pPr>
     <w:rPr>
-      <w:rFonts w:asciiTheme="majorHAnsi" w:eastAsiaTheme="majorEastAsia" w:hAnsiTheme="majorHAnsi" w:cstheme="majorBidi"/>
+      <w:rFonts w:asciiTheme="majorHAnsi" w:eastAsiaTheme="majorEastAsia" w:hAnsiTheme="majorHAnsi" w:cstheme="majorBidi" w:ascii="Times New Roman" w:hAnsi="Times New Roman"/>
+      <w:b/>
       <w:color w:val="17365D" w:themeColor="text2" w:themeShade="BF"/>
       <w:spacing w:val="5"/>
       <w:kern w:val="28"/>
-      <w:sz w:val="52"/>
+      <w:sz w:val="30"/>
       <w:szCs w:val="52"/>
     </w:rPr>
   </w:style>
